--- a/public/plantillas/94c1414b-22d1-40dd-945a-5857b62e5f6c/registro_comportamiento_template.docx
+++ b/public/plantillas/94c1414b-22d1-40dd-945a-5857b62e5f6c/registro_comportamiento_template.docx
@@ -109,7 +109,7 @@
           </w:tcPr>
           <w:p>
             <w:pPr>
-              <w:jc w:val="both"/>
+              <w:jc w:val="left"/>
             </w:pPr>
             <w:r>
               <w:t>{COMPORTAMIENTO}</w:t>
